--- a/ClassLibraryForCalc/Спецификация.docx
+++ b/ClassLibraryForCalc/Спецификация.docx
@@ -1,6 +1,6 @@
 
 <file path=word/document.xml><?xml version="1.0" encoding="utf-8"?>
-<w:document xmlns:wpc="http://schemas.microsoft.com/office/word/2010/wordprocessingCanvas" xmlns:cx="http://schemas.microsoft.com/office/drawing/2014/chartex" xmlns:cx1="http://schemas.microsoft.com/office/drawing/2015/9/8/chartex" xmlns:cx2="http://schemas.microsoft.com/office/drawing/2015/10/21/chartex" xmlns:cx3="http://schemas.microsoft.com/office/drawing/2016/5/9/chartex" xmlns:cx4="http://schemas.microsoft.com/office/drawing/2016/5/10/chartex" xmlns:cx5="http://schemas.microsoft.com/office/drawing/2016/5/11/chartex" xmlns:cx6="http://schemas.microsoft.com/office/drawing/2016/5/12/chartex" xmlns:cx7="http://schemas.microsoft.com/office/drawing/2016/5/13/chartex" xmlns:cx8="http://schemas.microsoft.com/office/drawing/2016/5/14/chartex" xmlns:mc="http://schemas.openxmlformats.org/markup-compatibility/2006" xmlns:aink="http://schemas.microsoft.com/office/drawing/2016/ink" xmlns:am3d="http://schemas.microsoft.com/office/drawing/2017/model3d" xmlns:o="urn:schemas-microsoft-com:office:office" xmlns:oel="http://schemas.microsoft.com/office/2019/extlst" xmlns:r="http://schemas.openxmlformats.org/officeDocument/2006/relationships" xmlns:m="http://schemas.openxmlformats.org/officeDocument/2006/math" xmlns:v="urn:schemas-microsoft-com:vml" xmlns:wp14="http://schemas.microsoft.com/office/word/2010/wordprocessingDrawing" xmlns:wp="http://schemas.openxmlformats.org/drawingml/2006/wordprocessingDrawing" xmlns:w10="urn:schemas-microsoft-com:office:word" xmlns:w="http://schemas.openxmlformats.org/wordprocessingml/2006/main" xmlns:w14="http://schemas.microsoft.com/office/word/2010/wordml" xmlns:w15="http://schemas.microsoft.com/office/word/2012/wordml" xmlns:w16cex="http://schemas.microsoft.com/office/word/2018/wordml/cex" xmlns:w16cid="http://schemas.microsoft.com/office/word/2016/wordml/cid" xmlns:w16="http://schemas.microsoft.com/office/word/2018/wordml" xmlns:w16du="http://schemas.microsoft.com/office/word/2023/wordml/word16du" xmlns:w16sdtdh="http://schemas.microsoft.com/office/word/2020/wordml/sdtdatahash" xmlns:w16sdtfl="http://schemas.microsoft.com/office/word/2024/wordml/sdtformatlock" xmlns:w16se="http://schemas.microsoft.com/office/word/2015/wordml/symex" xmlns:wpg="http://schemas.microsoft.com/office/word/2010/wordprocessingGroup" xmlns:wpi="http://schemas.microsoft.com/office/word/2010/wordprocessingInk" xmlns:wne="http://schemas.microsoft.com/office/word/2006/wordml" xmlns:wps="http://schemas.microsoft.com/office/word/2010/wordprocessingShape" mc:Ignorable="w14 w15 w16se w16cid w16 w16cex w16sdtdh w16sdtfl w16du wp14">
+<w:document xmlns:wpc="http://schemas.microsoft.com/office/word/2010/wordprocessingCanvas" xmlns:cx="http://schemas.microsoft.com/office/drawing/2014/chartex" xmlns:cx1="http://schemas.microsoft.com/office/drawing/2015/9/8/chartex" xmlns:cx2="http://schemas.microsoft.com/office/drawing/2015/10/21/chartex" xmlns:cx3="http://schemas.microsoft.com/office/drawing/2016/5/9/chartex" xmlns:cx4="http://schemas.microsoft.com/office/drawing/2016/5/10/chartex" xmlns:cx5="http://schemas.microsoft.com/office/drawing/2016/5/11/chartex" xmlns:cx6="http://schemas.microsoft.com/office/drawing/2016/5/12/chartex" xmlns:cx7="http://schemas.microsoft.com/office/drawing/2016/5/13/chartex" xmlns:cx8="http://schemas.microsoft.com/office/drawing/2016/5/14/chartex" xmlns:mc="http://schemas.openxmlformats.org/markup-compatibility/2006" xmlns:aink="http://schemas.microsoft.com/office/drawing/2016/ink" xmlns:am3d="http://schemas.microsoft.com/office/drawing/2017/model3d" xmlns:o="urn:schemas-microsoft-com:office:office" xmlns:oel="http://schemas.microsoft.com/office/2019/extlst" xmlns:r="http://schemas.openxmlformats.org/officeDocument/2006/relationships" xmlns:m="http://schemas.openxmlformats.org/officeDocument/2006/math" xmlns:v="urn:schemas-microsoft-com:vml" xmlns:wp14="http://schemas.microsoft.com/office/word/2010/wordprocessingDrawing" xmlns:wp="http://schemas.openxmlformats.org/drawingml/2006/wordprocessingDrawing" xmlns:w10="urn:schemas-microsoft-com:office:word" xmlns:w="http://schemas.openxmlformats.org/wordprocessingml/2006/main" xmlns:w14="http://schemas.microsoft.com/office/word/2010/wordml" xmlns:w15="http://schemas.microsoft.com/office/word/2012/wordml" xmlns:w16cex="http://schemas.microsoft.com/office/word/2018/wordml/cex" xmlns:w16cid="http://schemas.microsoft.com/office/word/2016/wordml/cid" xmlns:w16="http://schemas.microsoft.com/office/word/2018/wordml" xmlns:w16sdtdh="http://schemas.microsoft.com/office/word/2020/wordml/sdtdatahash" xmlns:w16se="http://schemas.microsoft.com/office/word/2015/wordml/symex" xmlns:wpg="http://schemas.microsoft.com/office/word/2010/wordprocessingGroup" xmlns:wpi="http://schemas.microsoft.com/office/word/2010/wordprocessingInk" xmlns:wne="http://schemas.microsoft.com/office/word/2006/wordml" xmlns:wps="http://schemas.microsoft.com/office/word/2010/wordprocessingShape" mc:Ignorable="w14 w15 w16se w16cid w16 w16cex w16sdtdh wp14">
   <w:body>
     <w:p>
       <w:pPr>
@@ -57,12 +57,6 @@
         <w:gridCol w:w="2360"/>
       </w:tblGrid>
       <w:tr>
-        <w:tblPrEx>
-          <w:tblCellMar>
-            <w:top w:w="0" w:type="dxa"/>
-            <w:bottom w:w="0" w:type="dxa"/>
-          </w:tblCellMar>
-        </w:tblPrEx>
         <w:tc>
           <w:tcPr>
             <w:tcW w:w="600" w:type="dxa"/>
@@ -165,12 +159,6 @@
         </w:tc>
       </w:tr>
       <w:tr>
-        <w:tblPrEx>
-          <w:tblCellMar>
-            <w:top w:w="0" w:type="dxa"/>
-            <w:bottom w:w="0" w:type="dxa"/>
-          </w:tblCellMar>
-        </w:tblPrEx>
         <w:tc>
           <w:tcPr>
             <w:tcW w:w="600" w:type="dxa"/>
@@ -288,12 +276,6 @@
         </w:tc>
       </w:tr>
       <w:tr>
-        <w:tblPrEx>
-          <w:tblCellMar>
-            <w:top w:w="0" w:type="dxa"/>
-            <w:bottom w:w="0" w:type="dxa"/>
-          </w:tblCellMar>
-        </w:tblPrEx>
         <w:tc>
           <w:tcPr>
             <w:tcW w:w="600" w:type="dxa"/>
@@ -427,12 +409,6 @@
         </w:tc>
       </w:tr>
       <w:tr>
-        <w:tblPrEx>
-          <w:tblCellMar>
-            <w:top w:w="0" w:type="dxa"/>
-            <w:bottom w:w="0" w:type="dxa"/>
-          </w:tblCellMar>
-        </w:tblPrEx>
         <w:tc>
           <w:tcPr>
             <w:tcW w:w="600" w:type="dxa"/>
@@ -550,12 +526,6 @@
         </w:tc>
       </w:tr>
       <w:tr>
-        <w:tblPrEx>
-          <w:tblCellMar>
-            <w:top w:w="0" w:type="dxa"/>
-            <w:bottom w:w="0" w:type="dxa"/>
-          </w:tblCellMar>
-        </w:tblPrEx>
         <w:tc>
           <w:tcPr>
             <w:tcW w:w="600" w:type="dxa"/>
@@ -665,17 +635,12 @@
             </w:r>
             <w:proofErr w:type="spellStart"/>
             <w:r>
-              <w:t>ad+</w:t>
-            </w:r>
-            <w:proofErr w:type="gramStart"/>
-            <w:r>
-              <w:t>bc</w:t>
+              <w:t>ad+bc</w:t>
             </w:r>
             <w:proofErr w:type="spellEnd"/>
             <w:r>
               <w:t>)i</w:t>
             </w:r>
-            <w:proofErr w:type="gramEnd"/>
           </w:p>
         </w:tc>
         <w:tc>
@@ -705,12 +670,6 @@
         </w:tc>
       </w:tr>
       <w:tr>
-        <w:tblPrEx>
-          <w:tblCellMar>
-            <w:top w:w="0" w:type="dxa"/>
-            <w:bottom w:w="0" w:type="dxa"/>
-          </w:tblCellMar>
-        </w:tblPrEx>
         <w:tc>
           <w:tcPr>
             <w:tcW w:w="600" w:type="dxa"/>
@@ -823,12 +782,6 @@
         </w:tc>
       </w:tr>
       <w:tr>
-        <w:tblPrEx>
-          <w:tblCellMar>
-            <w:top w:w="0" w:type="dxa"/>
-            <w:bottom w:w="0" w:type="dxa"/>
-          </w:tblCellMar>
-        </w:tblPrEx>
         <w:tc>
           <w:tcPr>
             <w:tcW w:w="600" w:type="dxa"/>
@@ -933,12 +886,6 @@
         </w:tc>
       </w:tr>
       <w:tr>
-        <w:tblPrEx>
-          <w:tblCellMar>
-            <w:top w:w="0" w:type="dxa"/>
-            <w:bottom w:w="0" w:type="dxa"/>
-          </w:tblCellMar>
-        </w:tblPrEx>
         <w:tc>
           <w:tcPr>
             <w:tcW w:w="600" w:type="dxa"/>
@@ -1043,12 +990,6 @@
         </w:tc>
       </w:tr>
       <w:tr>
-        <w:tblPrEx>
-          <w:tblCellMar>
-            <w:top w:w="0" w:type="dxa"/>
-            <w:bottom w:w="0" w:type="dxa"/>
-          </w:tblCellMar>
-        </w:tblPrEx>
         <w:tc>
           <w:tcPr>
             <w:tcW w:w="600" w:type="dxa"/>
@@ -1153,12 +1094,6 @@
         </w:tc>
       </w:tr>
       <w:tr>
-        <w:tblPrEx>
-          <w:tblCellMar>
-            <w:top w:w="0" w:type="dxa"/>
-            <w:bottom w:w="0" w:type="dxa"/>
-          </w:tblCellMar>
-        </w:tblPrEx>
         <w:tc>
           <w:tcPr>
             <w:tcW w:w="600" w:type="dxa"/>
@@ -1255,12 +1190,6 @@
         </w:tc>
       </w:tr>
       <w:tr>
-        <w:tblPrEx>
-          <w:tblCellMar>
-            <w:top w:w="0" w:type="dxa"/>
-            <w:bottom w:w="0" w:type="dxa"/>
-          </w:tblCellMar>
-        </w:tblPrEx>
         <w:tc>
           <w:tcPr>
             <w:tcW w:w="600" w:type="dxa"/>
@@ -1357,12 +1286,6 @@
         </w:tc>
       </w:tr>
       <w:tr>
-        <w:tblPrEx>
-          <w:tblCellMar>
-            <w:top w:w="0" w:type="dxa"/>
-            <w:bottom w:w="0" w:type="dxa"/>
-          </w:tblCellMar>
-        </w:tblPrEx>
         <w:tc>
           <w:tcPr>
             <w:tcW w:w="600" w:type="dxa"/>
@@ -1467,12 +1390,6 @@
         </w:tc>
       </w:tr>
       <w:tr>
-        <w:tblPrEx>
-          <w:tblCellMar>
-            <w:top w:w="0" w:type="dxa"/>
-            <w:bottom w:w="0" w:type="dxa"/>
-          </w:tblCellMar>
-        </w:tblPrEx>
         <w:tc>
           <w:tcPr>
             <w:tcW w:w="600" w:type="dxa"/>
@@ -1579,12 +1496,6 @@
         </w:tc>
       </w:tr>
       <w:tr>
-        <w:tblPrEx>
-          <w:tblCellMar>
-            <w:top w:w="0" w:type="dxa"/>
-            <w:bottom w:w="0" w:type="dxa"/>
-          </w:tblCellMar>
-        </w:tblPrEx>
         <w:tc>
           <w:tcPr>
             <w:tcW w:w="600" w:type="dxa"/>
@@ -1689,12 +1600,6 @@
         </w:tc>
       </w:tr>
       <w:tr>
-        <w:tblPrEx>
-          <w:tblCellMar>
-            <w:top w:w="0" w:type="dxa"/>
-            <w:bottom w:w="0" w:type="dxa"/>
-          </w:tblCellMar>
-        </w:tblPrEx>
         <w:tc>
           <w:tcPr>
             <w:tcW w:w="600" w:type="dxa"/>
@@ -1796,31 +1701,7 @@
         <w:spacing w:before="300"/>
       </w:pPr>
     </w:p>
-    <w:p>
-      <w:r>
-        <w:rPr>
-          <w:b/>
-          <w:bCs/>
-        </w:rPr>
-        <w:t xml:space="preserve">Примечание: </w:t>
-      </w:r>
-      <w:r>
-        <w:t>сравнение &lt;</w:t>
-      </w:r>
-      <w:r>
-        <w:t>,&gt;</w:t>
-      </w:r>
-      <w:r>
-        <w:t>, ≤, ≥ для комплексных чисел реализуется через сравнение модулей, так как комплексные числа нельзя линейно упорядочить</w:t>
-      </w:r>
-      <w:r>
-        <w:rPr>
-          <w:i/>
-          <w:iCs/>
-        </w:rPr>
-        <w:t>.</w:t>
-      </w:r>
-    </w:p>
+    <w:p/>
     <w:sectPr>
       <w:pgSz w:w="11906" w:h="16838"/>
       <w:pgMar w:top="1134" w:right="850" w:bottom="1134" w:left="1701" w:header="708" w:footer="708" w:gutter="0"/>
@@ -1832,7 +1713,7 @@
 </file>
 
 <file path=word/numbering.xml><?xml version="1.0" encoding="utf-8"?>
-<w:numbering xmlns:wpc="http://schemas.microsoft.com/office/word/2010/wordprocessingCanvas" xmlns:cx="http://schemas.microsoft.com/office/drawing/2014/chartex" xmlns:cx1="http://schemas.microsoft.com/office/drawing/2015/9/8/chartex" xmlns:cx2="http://schemas.microsoft.com/office/drawing/2015/10/21/chartex" xmlns:cx3="http://schemas.microsoft.com/office/drawing/2016/5/9/chartex" xmlns:cx4="http://schemas.microsoft.com/office/drawing/2016/5/10/chartex" xmlns:cx5="http://schemas.microsoft.com/office/drawing/2016/5/11/chartex" xmlns:cx6="http://schemas.microsoft.com/office/drawing/2016/5/12/chartex" xmlns:cx7="http://schemas.microsoft.com/office/drawing/2016/5/13/chartex" xmlns:cx8="http://schemas.microsoft.com/office/drawing/2016/5/14/chartex" xmlns:mc="http://schemas.openxmlformats.org/markup-compatibility/2006" xmlns:aink="http://schemas.microsoft.com/office/drawing/2016/ink" xmlns:am3d="http://schemas.microsoft.com/office/drawing/2017/model3d" xmlns:o="urn:schemas-microsoft-com:office:office" xmlns:oel="http://schemas.microsoft.com/office/2019/extlst" xmlns:r="http://schemas.openxmlformats.org/officeDocument/2006/relationships" xmlns:m="http://schemas.openxmlformats.org/officeDocument/2006/math" xmlns:v="urn:schemas-microsoft-com:vml" xmlns:wp14="http://schemas.microsoft.com/office/word/2010/wordprocessingDrawing" xmlns:wp="http://schemas.openxmlformats.org/drawingml/2006/wordprocessingDrawing" xmlns:w10="urn:schemas-microsoft-com:office:word" xmlns:w="http://schemas.openxmlformats.org/wordprocessingml/2006/main" xmlns:w14="http://schemas.microsoft.com/office/word/2010/wordml" xmlns:w15="http://schemas.microsoft.com/office/word/2012/wordml" xmlns:w16cex="http://schemas.microsoft.com/office/word/2018/wordml/cex" xmlns:w16cid="http://schemas.microsoft.com/office/word/2016/wordml/cid" xmlns:w16="http://schemas.microsoft.com/office/word/2018/wordml" xmlns:w16du="http://schemas.microsoft.com/office/word/2023/wordml/word16du" xmlns:w16sdtdh="http://schemas.microsoft.com/office/word/2020/wordml/sdtdatahash" xmlns:w16sdtfl="http://schemas.microsoft.com/office/word/2024/wordml/sdtformatlock" xmlns:w16se="http://schemas.microsoft.com/office/word/2015/wordml/symex" xmlns:wpg="http://schemas.microsoft.com/office/word/2010/wordprocessingGroup" xmlns:wpi="http://schemas.microsoft.com/office/word/2010/wordprocessingInk" xmlns:wne="http://schemas.microsoft.com/office/word/2006/wordml" xmlns:wps="http://schemas.microsoft.com/office/word/2010/wordprocessingShape" mc:Ignorable="w14 w15 w16se w16cid w16 w16cex w16sdtdh w16sdtfl w16du wp14">
+<w:numbering xmlns:wpc="http://schemas.microsoft.com/office/word/2010/wordprocessingCanvas" xmlns:cx="http://schemas.microsoft.com/office/drawing/2014/chartex" xmlns:cx1="http://schemas.microsoft.com/office/drawing/2015/9/8/chartex" xmlns:cx2="http://schemas.microsoft.com/office/drawing/2015/10/21/chartex" xmlns:cx3="http://schemas.microsoft.com/office/drawing/2016/5/9/chartex" xmlns:cx4="http://schemas.microsoft.com/office/drawing/2016/5/10/chartex" xmlns:cx5="http://schemas.microsoft.com/office/drawing/2016/5/11/chartex" xmlns:cx6="http://schemas.microsoft.com/office/drawing/2016/5/12/chartex" xmlns:cx7="http://schemas.microsoft.com/office/drawing/2016/5/13/chartex" xmlns:cx8="http://schemas.microsoft.com/office/drawing/2016/5/14/chartex" xmlns:mc="http://schemas.openxmlformats.org/markup-compatibility/2006" xmlns:aink="http://schemas.microsoft.com/office/drawing/2016/ink" xmlns:am3d="http://schemas.microsoft.com/office/drawing/2017/model3d" xmlns:o="urn:schemas-microsoft-com:office:office" xmlns:oel="http://schemas.microsoft.com/office/2019/extlst" xmlns:r="http://schemas.openxmlformats.org/officeDocument/2006/relationships" xmlns:m="http://schemas.openxmlformats.org/officeDocument/2006/math" xmlns:v="urn:schemas-microsoft-com:vml" xmlns:wp14="http://schemas.microsoft.com/office/word/2010/wordprocessingDrawing" xmlns:wp="http://schemas.openxmlformats.org/drawingml/2006/wordprocessingDrawing" xmlns:w10="urn:schemas-microsoft-com:office:word" xmlns:w="http://schemas.openxmlformats.org/wordprocessingml/2006/main" xmlns:w14="http://schemas.microsoft.com/office/word/2010/wordml" xmlns:w15="http://schemas.microsoft.com/office/word/2012/wordml" xmlns:w16cex="http://schemas.microsoft.com/office/word/2018/wordml/cex" xmlns:w16cid="http://schemas.microsoft.com/office/word/2016/wordml/cid" xmlns:w16="http://schemas.microsoft.com/office/word/2018/wordml" xmlns:w16sdtdh="http://schemas.microsoft.com/office/word/2020/wordml/sdtdatahash" xmlns:w16se="http://schemas.microsoft.com/office/word/2015/wordml/symex" xmlns:wpg="http://schemas.microsoft.com/office/word/2010/wordprocessingGroup" xmlns:wpi="http://schemas.microsoft.com/office/word/2010/wordprocessingInk" xmlns:wne="http://schemas.microsoft.com/office/word/2006/wordml" xmlns:wps="http://schemas.microsoft.com/office/word/2010/wordprocessingShape" mc:Ignorable="w14 w15 w16se w16cid w16 w16cex w16sdtdh wp14">
   <w:abstractNum w:abstractNumId="0" w15:restartNumberingAfterBreak="0">
     <w:nsid w:val="10EA23C5"/>
     <w:multiLevelType w:val="hybridMultilevel"/>
@@ -1929,7 +1810,7 @@
 </file>
 
 <file path=word/styles.xml><?xml version="1.0" encoding="utf-8"?>
-<w:styles xmlns:mc="http://schemas.openxmlformats.org/markup-compatibility/2006" xmlns:r="http://schemas.openxmlformats.org/officeDocument/2006/relationships" xmlns:w="http://schemas.openxmlformats.org/wordprocessingml/2006/main" xmlns:w14="http://schemas.microsoft.com/office/word/2010/wordml" xmlns:w15="http://schemas.microsoft.com/office/word/2012/wordml" xmlns:w16cex="http://schemas.microsoft.com/office/word/2018/wordml/cex" xmlns:w16cid="http://schemas.microsoft.com/office/word/2016/wordml/cid" xmlns:w16="http://schemas.microsoft.com/office/word/2018/wordml" xmlns:w16du="http://schemas.microsoft.com/office/word/2023/wordml/word16du" xmlns:w16sdtdh="http://schemas.microsoft.com/office/word/2020/wordml/sdtdatahash" xmlns:w16sdtfl="http://schemas.microsoft.com/office/word/2024/wordml/sdtformatlock" xmlns:w16se="http://schemas.microsoft.com/office/word/2015/wordml/symex" mc:Ignorable="w14 w15 w16se w16cid w16 w16cex w16sdtdh w16sdtfl w16du">
+<w:styles xmlns:mc="http://schemas.openxmlformats.org/markup-compatibility/2006" xmlns:r="http://schemas.openxmlformats.org/officeDocument/2006/relationships" xmlns:w="http://schemas.openxmlformats.org/wordprocessingml/2006/main" xmlns:w14="http://schemas.microsoft.com/office/word/2010/wordml" xmlns:w15="http://schemas.microsoft.com/office/word/2012/wordml" xmlns:w16cex="http://schemas.microsoft.com/office/word/2018/wordml/cex" xmlns:w16cid="http://schemas.microsoft.com/office/word/2016/wordml/cid" xmlns:w16="http://schemas.microsoft.com/office/word/2018/wordml" xmlns:w16sdtdh="http://schemas.microsoft.com/office/word/2020/wordml/sdtdatahash" xmlns:w16se="http://schemas.microsoft.com/office/word/2015/wordml/symex" mc:Ignorable="w14 w15 w16se w16cid w16 w16cex w16sdtdh">
   <w:docDefaults>
     <w:rPrDefault>
       <w:rPr>

--- a/ClassLibraryForCalc/Спецификация.docx
+++ b/ClassLibraryForCalc/Спецификация.docx
@@ -1,6 +1,6 @@
 
 <file path=word/document.xml><?xml version="1.0" encoding="utf-8"?>
-<w:document xmlns:wpc="http://schemas.microsoft.com/office/word/2010/wordprocessingCanvas" xmlns:cx="http://schemas.microsoft.com/office/drawing/2014/chartex" xmlns:cx1="http://schemas.microsoft.com/office/drawing/2015/9/8/chartex" xmlns:cx2="http://schemas.microsoft.com/office/drawing/2015/10/21/chartex" xmlns:cx3="http://schemas.microsoft.com/office/drawing/2016/5/9/chartex" xmlns:cx4="http://schemas.microsoft.com/office/drawing/2016/5/10/chartex" xmlns:cx5="http://schemas.microsoft.com/office/drawing/2016/5/11/chartex" xmlns:cx6="http://schemas.microsoft.com/office/drawing/2016/5/12/chartex" xmlns:cx7="http://schemas.microsoft.com/office/drawing/2016/5/13/chartex" xmlns:cx8="http://schemas.microsoft.com/office/drawing/2016/5/14/chartex" xmlns:mc="http://schemas.openxmlformats.org/markup-compatibility/2006" xmlns:aink="http://schemas.microsoft.com/office/drawing/2016/ink" xmlns:am3d="http://schemas.microsoft.com/office/drawing/2017/model3d" xmlns:o="urn:schemas-microsoft-com:office:office" xmlns:oel="http://schemas.microsoft.com/office/2019/extlst" xmlns:r="http://schemas.openxmlformats.org/officeDocument/2006/relationships" xmlns:m="http://schemas.openxmlformats.org/officeDocument/2006/math" xmlns:v="urn:schemas-microsoft-com:vml" xmlns:wp14="http://schemas.microsoft.com/office/word/2010/wordprocessingDrawing" xmlns:wp="http://schemas.openxmlformats.org/drawingml/2006/wordprocessingDrawing" xmlns:w10="urn:schemas-microsoft-com:office:word" xmlns:w="http://schemas.openxmlformats.org/wordprocessingml/2006/main" xmlns:w14="http://schemas.microsoft.com/office/word/2010/wordml" xmlns:w15="http://schemas.microsoft.com/office/word/2012/wordml" xmlns:w16cex="http://schemas.microsoft.com/office/word/2018/wordml/cex" xmlns:w16cid="http://schemas.microsoft.com/office/word/2016/wordml/cid" xmlns:w16="http://schemas.microsoft.com/office/word/2018/wordml" xmlns:w16sdtdh="http://schemas.microsoft.com/office/word/2020/wordml/sdtdatahash" xmlns:w16se="http://schemas.microsoft.com/office/word/2015/wordml/symex" xmlns:wpg="http://schemas.microsoft.com/office/word/2010/wordprocessingGroup" xmlns:wpi="http://schemas.microsoft.com/office/word/2010/wordprocessingInk" xmlns:wne="http://schemas.microsoft.com/office/word/2006/wordml" xmlns:wps="http://schemas.microsoft.com/office/word/2010/wordprocessingShape" mc:Ignorable="w14 w15 w16se w16cid w16 w16cex w16sdtdh wp14">
+<w:document xmlns:wpc="http://schemas.microsoft.com/office/word/2010/wordprocessingCanvas" xmlns:cx="http://schemas.microsoft.com/office/drawing/2014/chartex" xmlns:cx1="http://schemas.microsoft.com/office/drawing/2015/9/8/chartex" xmlns:cx2="http://schemas.microsoft.com/office/drawing/2015/10/21/chartex" xmlns:cx3="http://schemas.microsoft.com/office/drawing/2016/5/9/chartex" xmlns:cx4="http://schemas.microsoft.com/office/drawing/2016/5/10/chartex" xmlns:cx5="http://schemas.microsoft.com/office/drawing/2016/5/11/chartex" xmlns:cx6="http://schemas.microsoft.com/office/drawing/2016/5/12/chartex" xmlns:cx7="http://schemas.microsoft.com/office/drawing/2016/5/13/chartex" xmlns:cx8="http://schemas.microsoft.com/office/drawing/2016/5/14/chartex" xmlns:mc="http://schemas.openxmlformats.org/markup-compatibility/2006" xmlns:aink="http://schemas.microsoft.com/office/drawing/2016/ink" xmlns:am3d="http://schemas.microsoft.com/office/drawing/2017/model3d" xmlns:o="urn:schemas-microsoft-com:office:office" xmlns:oel="http://schemas.microsoft.com/office/2019/extlst" xmlns:r="http://schemas.openxmlformats.org/officeDocument/2006/relationships" xmlns:m="http://schemas.openxmlformats.org/officeDocument/2006/math" xmlns:v="urn:schemas-microsoft-com:vml" xmlns:wp14="http://schemas.microsoft.com/office/word/2010/wordprocessingDrawing" xmlns:wp="http://schemas.openxmlformats.org/drawingml/2006/wordprocessingDrawing" xmlns:w10="urn:schemas-microsoft-com:office:word" xmlns:w="http://schemas.openxmlformats.org/wordprocessingml/2006/main" xmlns:w14="http://schemas.microsoft.com/office/word/2010/wordml" xmlns:w15="http://schemas.microsoft.com/office/word/2012/wordml" xmlns:w16cex="http://schemas.microsoft.com/office/word/2018/wordml/cex" xmlns:w16cid="http://schemas.microsoft.com/office/word/2016/wordml/cid" xmlns:w16="http://schemas.microsoft.com/office/word/2018/wordml" xmlns:w16du="http://schemas.microsoft.com/office/word/2023/wordml/word16du" xmlns:w16sdtdh="http://schemas.microsoft.com/office/word/2020/wordml/sdtdatahash" xmlns:w16sdtfl="http://schemas.microsoft.com/office/word/2024/wordml/sdtformatlock" xmlns:w16se="http://schemas.microsoft.com/office/word/2015/wordml/symex" xmlns:wpg="http://schemas.microsoft.com/office/word/2010/wordprocessingGroup" xmlns:wpi="http://schemas.microsoft.com/office/word/2010/wordprocessingInk" xmlns:wne="http://schemas.microsoft.com/office/word/2006/wordml" xmlns:wps="http://schemas.microsoft.com/office/word/2010/wordprocessingShape" mc:Ignorable="w14 w15 w16se w16cid w16 w16cex w16sdtdh w16sdtfl w16du wp14">
   <w:body>
     <w:p>
       <w:pPr>
@@ -19,13 +19,16 @@
       <w:pPr>
         <w:spacing w:after="100"/>
         <w:jc w:val="center"/>
+        <w:rPr>
+          <w:lang w:val="en-US"/>
+        </w:rPr>
       </w:pPr>
       <w:r>
         <w:rPr>
           <w:b/>
           <w:bCs/>
         </w:rPr>
-        <w:t>ТЗ №2: Калькулятор для комплексных чисел</w:t>
+        <w:t>ТЗ: Калькулятор для комплексных чисел</w:t>
       </w:r>
     </w:p>
     <w:p>
@@ -224,29 +227,8 @@
           </w:tcPr>
           <w:p>
             <w:r>
-              <w:t xml:space="preserve">Класс </w:t>
-            </w:r>
-            <w:proofErr w:type="spellStart"/>
-            <w:r>
-              <w:t>ComplexNumber</w:t>
-            </w:r>
-            <w:proofErr w:type="spellEnd"/>
-            <w:r>
-              <w:t xml:space="preserve"> с действительной (Re) и мнимой (</w:t>
-            </w:r>
-            <w:proofErr w:type="spellStart"/>
-            <w:r>
-              <w:t>Im</w:t>
-            </w:r>
-            <w:proofErr w:type="spellEnd"/>
-            <w:r>
-              <w:t xml:space="preserve">) частями. Хранение, создание экземпляра, строковое представление вида a + </w:t>
-            </w:r>
-            <w:proofErr w:type="spellStart"/>
-            <w:r>
-              <w:t>bi</w:t>
-            </w:r>
-            <w:proofErr w:type="spellEnd"/>
+              <w:t>Класс ComplexNumber с действительной (Re) и мнимой (Im) частями. Хранение, создание экземпляра, строковое представление вида a + bi</w:t>
+            </w:r>
           </w:p>
         </w:tc>
         <w:tc>
@@ -341,45 +323,8 @@
           </w:tcPr>
           <w:p>
             <w:r>
-              <w:t>Метод сложения двух комплексных чисел: (</w:t>
-            </w:r>
-            <w:proofErr w:type="spellStart"/>
-            <w:r>
-              <w:t>a+bi</w:t>
-            </w:r>
-            <w:proofErr w:type="spellEnd"/>
-            <w:r>
-              <w:t>) + (</w:t>
-            </w:r>
-            <w:proofErr w:type="spellStart"/>
-            <w:r>
-              <w:t>c+di</w:t>
-            </w:r>
-            <w:proofErr w:type="spellEnd"/>
-            <w:r>
-              <w:t>) = (</w:t>
-            </w:r>
-            <w:proofErr w:type="spellStart"/>
-            <w:r>
-              <w:t>a+c</w:t>
-            </w:r>
-            <w:proofErr w:type="spellEnd"/>
-            <w:r>
-              <w:t>) + (</w:t>
-            </w:r>
-            <w:proofErr w:type="spellStart"/>
-            <w:r>
-              <w:t>b+</w:t>
-            </w:r>
-            <w:proofErr w:type="gramStart"/>
-            <w:r>
-              <w:t>d</w:t>
-            </w:r>
-            <w:proofErr w:type="spellEnd"/>
-            <w:r>
-              <w:t>)i</w:t>
-            </w:r>
-            <w:proofErr w:type="gramEnd"/>
+              <w:t>Метод сложения двух комплексных чисел: (a+bi) + (c+di) = (a+c) + (b+d)i</w:t>
+            </w:r>
           </w:p>
         </w:tc>
         <w:tc>
@@ -474,29 +419,8 @@
           </w:tcPr>
           <w:p>
             <w:r>
-              <w:t>Метод вычитания двух комплексных чисел: (</w:t>
-            </w:r>
-            <w:proofErr w:type="spellStart"/>
-            <w:r>
-              <w:t>a+bi</w:t>
-            </w:r>
-            <w:proofErr w:type="spellEnd"/>
-            <w:r>
-              <w:t>) – (</w:t>
-            </w:r>
-            <w:proofErr w:type="spellStart"/>
-            <w:r>
-              <w:t>c+di</w:t>
-            </w:r>
-            <w:proofErr w:type="spellEnd"/>
-            <w:r>
-              <w:t>) = (a–c) + (b–</w:t>
-            </w:r>
-            <w:proofErr w:type="gramStart"/>
-            <w:r>
-              <w:t>d)i</w:t>
-            </w:r>
-            <w:proofErr w:type="gramEnd"/>
+              <w:t>Метод вычитания двух комплексных чисел: (a+bi) – (c+di) = (a–c) + (b–d)i</w:t>
+            </w:r>
           </w:p>
         </w:tc>
         <w:tc>
@@ -591,55 +515,7 @@
           </w:tcPr>
           <w:p>
             <w:r>
-              <w:t>Метод умножения двух комплексных чисел: (</w:t>
-            </w:r>
-            <w:proofErr w:type="spellStart"/>
-            <w:r>
-              <w:t>a+</w:t>
-            </w:r>
-            <w:proofErr w:type="gramStart"/>
-            <w:r>
-              <w:t>bi</w:t>
-            </w:r>
-            <w:proofErr w:type="spellEnd"/>
-            <w:r>
-              <w:t>)·</w:t>
-            </w:r>
-            <w:proofErr w:type="gramEnd"/>
-            <w:r>
-              <w:t>(</w:t>
-            </w:r>
-            <w:proofErr w:type="spellStart"/>
-            <w:r>
-              <w:t>c+di</w:t>
-            </w:r>
-            <w:proofErr w:type="spellEnd"/>
-            <w:r>
-              <w:t>) = (</w:t>
-            </w:r>
-            <w:proofErr w:type="spellStart"/>
-            <w:r>
-              <w:t>ac</w:t>
-            </w:r>
-            <w:proofErr w:type="spellEnd"/>
-            <w:r>
-              <w:t>–</w:t>
-            </w:r>
-            <w:proofErr w:type="spellStart"/>
-            <w:r>
-              <w:t>bd</w:t>
-            </w:r>
-            <w:proofErr w:type="spellEnd"/>
-            <w:r>
-              <w:t>) + (</w:t>
-            </w:r>
-            <w:proofErr w:type="spellStart"/>
-            <w:r>
-              <w:t>ad+bc</w:t>
-            </w:r>
-            <w:proofErr w:type="spellEnd"/>
-            <w:r>
-              <w:t>)i</w:t>
+              <w:t>Метод умножения двух комплексных чисел: (a+bi)·(c+di) = (ac–bd) + (ad+bc)i</w:t>
             </w:r>
           </w:p>
         </w:tc>
@@ -735,23 +611,7 @@
           </w:tcPr>
           <w:p>
             <w:r>
-              <w:t>Метод деления двух комплексных чисел с проверкой деления на ноль: (</w:t>
-            </w:r>
-            <w:proofErr w:type="spellStart"/>
-            <w:r>
-              <w:t>a+bi</w:t>
-            </w:r>
-            <w:proofErr w:type="spellEnd"/>
-            <w:r>
-              <w:t>)/(</w:t>
-            </w:r>
-            <w:proofErr w:type="spellStart"/>
-            <w:r>
-              <w:t>c+di</w:t>
-            </w:r>
-            <w:proofErr w:type="spellEnd"/>
-            <w:r>
-              <w:t>) через умножение числителя и знаменателя на сопряжённое</w:t>
+              <w:t>Метод деления двух комплексных чисел с проверкой деления на ноль: (a+bi)/(c+di) через умножение числителя и знаменателя на сопряжённое</w:t>
             </w:r>
           </w:p>
         </w:tc>
@@ -847,15 +707,7 @@
           </w:tcPr>
           <w:p>
             <w:r>
-              <w:t xml:space="preserve">Метод вычисления модуля: |z| = </w:t>
-            </w:r>
-            <w:proofErr w:type="gramStart"/>
-            <w:r>
-              <w:t>√(</w:t>
-            </w:r>
-            <w:proofErr w:type="gramEnd"/>
-            <w:r>
-              <w:t>a² + b²). Необходим для операций сравнения</w:t>
+              <w:t>Метод вычисления модуля: |z| = √(a² + b²). Необходим для операций сравнения</w:t>
             </w:r>
           </w:p>
         </w:tc>
@@ -951,15 +803,7 @@
           </w:tcPr>
           <w:p>
             <w:r>
-              <w:t xml:space="preserve">Метод сравнения двух комплексных чисел на равенство (==): числа равны, если совпадают и Re, и </w:t>
-            </w:r>
-            <w:proofErr w:type="spellStart"/>
-            <w:r>
-              <w:t>Im</w:t>
-            </w:r>
-            <w:proofErr w:type="spellEnd"/>
-            <w:r>
-              <w:t xml:space="preserve"> части</w:t>
+              <w:t>Метод сравнения двух комплексных чисел на равенство (==): числа равны, если совпадают и Re, и Im части</w:t>
             </w:r>
           </w:p>
         </w:tc>
@@ -1055,15 +899,7 @@
           </w:tcPr>
           <w:p>
             <w:r>
-              <w:t>Методы сравнения по модулю: &lt;</w:t>
-            </w:r>
-            <w:proofErr w:type="gramStart"/>
-            <w:r>
-              <w:t>, &gt;</w:t>
-            </w:r>
-            <w:proofErr w:type="gramEnd"/>
-            <w:r>
-              <w:t>, ≤, ≥ — сравнение производится по значению модуля числа</w:t>
+              <w:t>Методы сравнения по модулю: &lt;, &gt;, ≤, ≥ — сравнение производится по значению модуля числа</w:t>
             </w:r>
           </w:p>
         </w:tc>
@@ -1113,8 +949,14 @@
           <w:p>
             <w:pPr>
               <w:jc w:val="center"/>
-            </w:pPr>
-            <w:r>
+              <w:rPr>
+                <w:lang w:val="en-US"/>
+              </w:rPr>
+            </w:pPr>
+            <w:r>
+              <w:rPr>
+                <w:lang w:val="en-US"/>
+              </w:rPr>
               <w:t>9</w:t>
             </w:r>
           </w:p>
@@ -1137,7 +979,7 @@
           </w:tcPr>
           <w:p>
             <w:r>
-              <w:t>Валидация входных данных</w:t>
+              <w:t>Ввод комплексных чисел</w:t>
             </w:r>
           </w:p>
         </w:tc>
@@ -1159,7 +1001,7 @@
           </w:tcPr>
           <w:p>
             <w:r>
-              <w:t>Проверка корректности введённых пользователем значений (числовой формат, непустые поля, деление на ноль)</w:t>
+              <w:t>Элементы интерфейса для ввода действительной и мнимой частей двух комплексных чисел</w:t>
             </w:r>
           </w:p>
         </w:tc>
@@ -1184,7 +1026,7 @@
               <w:jc w:val="center"/>
             </w:pPr>
             <w:r>
-              <w:t>Рябченко Иван</w:t>
+              <w:t>Бабикова София</w:t>
             </w:r>
           </w:p>
         </w:tc>
@@ -1209,9 +1051,18 @@
           <w:p>
             <w:pPr>
               <w:jc w:val="center"/>
-            </w:pPr>
-            <w:r>
-              <w:t>10</w:t>
+              <w:rPr>
+                <w:lang w:val="en-US"/>
+              </w:rPr>
+            </w:pPr>
+            <w:r>
+              <w:t>1</w:t>
+            </w:r>
+            <w:r>
+              <w:rPr>
+                <w:lang w:val="en-US"/>
+              </w:rPr>
+              <w:t>0</w:t>
             </w:r>
           </w:p>
         </w:tc>
@@ -1233,7 +1084,7 @@
           </w:tcPr>
           <w:p>
             <w:r>
-              <w:t>Ввод комплексных чисел</w:t>
+              <w:t>Выбор операции</w:t>
             </w:r>
           </w:p>
         </w:tc>
@@ -1255,7 +1106,7 @@
           </w:tcPr>
           <w:p>
             <w:r>
-              <w:t>Элементы интерфейса для ввода действительной и мнимой частей двух комплексных чисел</w:t>
+              <w:t>Элементы интерфейса для выбора выполняемой операции: +, –, ×, ÷, ==, &lt;, &gt;, ≤, ≥</w:t>
             </w:r>
           </w:p>
         </w:tc>
@@ -1305,9 +1156,18 @@
           <w:p>
             <w:pPr>
               <w:jc w:val="center"/>
-            </w:pPr>
-            <w:r>
-              <w:t>11</w:t>
+              <w:rPr>
+                <w:lang w:val="en-US"/>
+              </w:rPr>
+            </w:pPr>
+            <w:r>
+              <w:t>1</w:t>
+            </w:r>
+            <w:r>
+              <w:rPr>
+                <w:lang w:val="en-US"/>
+              </w:rPr>
+              <w:t>1</w:t>
             </w:r>
           </w:p>
         </w:tc>
@@ -1329,7 +1189,7 @@
           </w:tcPr>
           <w:p>
             <w:r>
-              <w:t>Выбор операции</w:t>
+              <w:t>Выполнение вычисления</w:t>
             </w:r>
           </w:p>
         </w:tc>
@@ -1351,15 +1211,7 @@
           </w:tcPr>
           <w:p>
             <w:r>
-              <w:t>Элементы интерфейса для выбора выполняемой операции: +, –, ×, ÷, ==, &lt;</w:t>
-            </w:r>
-            <w:proofErr w:type="gramStart"/>
-            <w:r>
-              <w:t>, &gt;</w:t>
-            </w:r>
-            <w:proofErr w:type="gramEnd"/>
-            <w:r>
-              <w:t>, ≤, ≥</w:t>
+              <w:t>Кнопка запуска вычисления: получение данных из полей ввода, вызов соответствующего метода класса ComplexNumber</w:t>
             </w:r>
           </w:p>
         </w:tc>
@@ -1409,9 +1261,18 @@
           <w:p>
             <w:pPr>
               <w:jc w:val="center"/>
-            </w:pPr>
-            <w:r>
-              <w:t>12</w:t>
+              <w:rPr>
+                <w:lang w:val="en-US"/>
+              </w:rPr>
+            </w:pPr>
+            <w:r>
+              <w:t>1</w:t>
+            </w:r>
+            <w:r>
+              <w:rPr>
+                <w:lang w:val="en-US"/>
+              </w:rPr>
+              <w:t>2</w:t>
             </w:r>
           </w:p>
         </w:tc>
@@ -1433,7 +1294,7 @@
           </w:tcPr>
           <w:p>
             <w:r>
-              <w:t>Выполнение вычисления</w:t>
+              <w:t>Отображение результата</w:t>
             </w:r>
           </w:p>
         </w:tc>
@@ -1455,17 +1316,12 @@
           </w:tcPr>
           <w:p>
             <w:r>
-              <w:t xml:space="preserve">Кнопка запуска вычисления: получение данных из полей ввода, </w:t>
+              <w:t xml:space="preserve">Вывод результата операции: для арифметических — комплексное </w:t>
             </w:r>
             <w:r>
               <w:lastRenderedPageBreak/>
-              <w:t xml:space="preserve">вызов соответствующего метода класса </w:t>
-            </w:r>
-            <w:proofErr w:type="spellStart"/>
-            <w:r>
-              <w:t>ComplexNumber</w:t>
-            </w:r>
-            <w:proofErr w:type="spellEnd"/>
+              <w:t>число в формате a + bi, для сравнения — логический результат</w:t>
+            </w:r>
           </w:p>
         </w:tc>
         <w:tc>
@@ -1515,113 +1371,18 @@
           <w:p>
             <w:pPr>
               <w:jc w:val="center"/>
-            </w:pPr>
-            <w:r>
-              <w:t>13</w:t>
-            </w:r>
-          </w:p>
-        </w:tc>
-        <w:tc>
-          <w:tcPr>
-            <w:tcW w:w="2400" w:type="dxa"/>
-            <w:tcBorders>
-              <w:top w:val="single" w:sz="1" w:space="0" w:color="000000"/>
-              <w:left w:val="single" w:sz="1" w:space="0" w:color="000000"/>
-              <w:bottom w:val="single" w:sz="1" w:space="0" w:color="000000"/>
-              <w:right w:val="single" w:sz="1" w:space="0" w:color="000000"/>
-            </w:tcBorders>
-            <w:tcMar>
-              <w:top w:w="60" w:type="dxa"/>
-              <w:left w:w="100" w:type="dxa"/>
-              <w:bottom w:w="60" w:type="dxa"/>
-              <w:right w:w="100" w:type="dxa"/>
-            </w:tcMar>
-          </w:tcPr>
-          <w:p>
-            <w:r>
-              <w:t>Отображение результата</w:t>
-            </w:r>
-          </w:p>
-        </w:tc>
-        <w:tc>
-          <w:tcPr>
-            <w:tcW w:w="4000" w:type="dxa"/>
-            <w:tcBorders>
-              <w:top w:val="single" w:sz="1" w:space="0" w:color="000000"/>
-              <w:left w:val="single" w:sz="1" w:space="0" w:color="000000"/>
-              <w:bottom w:val="single" w:sz="1" w:space="0" w:color="000000"/>
-              <w:right w:val="single" w:sz="1" w:space="0" w:color="000000"/>
-            </w:tcBorders>
-            <w:tcMar>
-              <w:top w:w="60" w:type="dxa"/>
-              <w:left w:w="100" w:type="dxa"/>
-              <w:bottom w:w="60" w:type="dxa"/>
-              <w:right w:w="100" w:type="dxa"/>
-            </w:tcMar>
-          </w:tcPr>
-          <w:p>
-            <w:r>
-              <w:t xml:space="preserve">Вывод результата операции: для арифметических — комплексное число в формате a + </w:t>
-            </w:r>
-            <w:proofErr w:type="spellStart"/>
-            <w:r>
-              <w:t>bi</w:t>
-            </w:r>
-            <w:proofErr w:type="spellEnd"/>
-            <w:r>
-              <w:t>, для сравнения — логический результат</w:t>
-            </w:r>
-          </w:p>
-        </w:tc>
-        <w:tc>
-          <w:tcPr>
-            <w:tcW w:w="2360" w:type="dxa"/>
-            <w:tcBorders>
-              <w:top w:val="single" w:sz="1" w:space="0" w:color="000000"/>
-              <w:left w:val="single" w:sz="1" w:space="0" w:color="000000"/>
-              <w:bottom w:val="single" w:sz="1" w:space="0" w:color="000000"/>
-              <w:right w:val="single" w:sz="1" w:space="0" w:color="000000"/>
-            </w:tcBorders>
-            <w:tcMar>
-              <w:top w:w="60" w:type="dxa"/>
-              <w:left w:w="100" w:type="dxa"/>
-              <w:bottom w:w="60" w:type="dxa"/>
-              <w:right w:w="100" w:type="dxa"/>
-            </w:tcMar>
-          </w:tcPr>
-          <w:p>
-            <w:pPr>
-              <w:jc w:val="center"/>
-            </w:pPr>
-            <w:r>
-              <w:t>Бабикова София</w:t>
-            </w:r>
-          </w:p>
-        </w:tc>
-      </w:tr>
-      <w:tr>
-        <w:tc>
-          <w:tcPr>
-            <w:tcW w:w="600" w:type="dxa"/>
-            <w:tcBorders>
-              <w:top w:val="single" w:sz="1" w:space="0" w:color="000000"/>
-              <w:left w:val="single" w:sz="1" w:space="0" w:color="000000"/>
-              <w:bottom w:val="single" w:sz="1" w:space="0" w:color="000000"/>
-              <w:right w:val="single" w:sz="1" w:space="0" w:color="000000"/>
-            </w:tcBorders>
-            <w:tcMar>
-              <w:top w:w="60" w:type="dxa"/>
-              <w:left w:w="100" w:type="dxa"/>
-              <w:bottom w:w="60" w:type="dxa"/>
-              <w:right w:w="100" w:type="dxa"/>
-            </w:tcMar>
-          </w:tcPr>
-          <w:p>
-            <w:pPr>
-              <w:jc w:val="center"/>
-            </w:pPr>
-            <w:r>
-              <w:t>14</w:t>
+              <w:rPr>
+                <w:lang w:val="en-US"/>
+              </w:rPr>
+            </w:pPr>
+            <w:r>
+              <w:t>1</w:t>
+            </w:r>
+            <w:r>
+              <w:rPr>
+                <w:lang w:val="en-US"/>
+              </w:rPr>
+              <w:t>3</w:t>
             </w:r>
           </w:p>
         </w:tc>
@@ -1713,7 +1474,7 @@
 </file>
 
 <file path=word/numbering.xml><?xml version="1.0" encoding="utf-8"?>
-<w:numbering xmlns:wpc="http://schemas.microsoft.com/office/word/2010/wordprocessingCanvas" xmlns:cx="http://schemas.microsoft.com/office/drawing/2014/chartex" xmlns:cx1="http://schemas.microsoft.com/office/drawing/2015/9/8/chartex" xmlns:cx2="http://schemas.microsoft.com/office/drawing/2015/10/21/chartex" xmlns:cx3="http://schemas.microsoft.com/office/drawing/2016/5/9/chartex" xmlns:cx4="http://schemas.microsoft.com/office/drawing/2016/5/10/chartex" xmlns:cx5="http://schemas.microsoft.com/office/drawing/2016/5/11/chartex" xmlns:cx6="http://schemas.microsoft.com/office/drawing/2016/5/12/chartex" xmlns:cx7="http://schemas.microsoft.com/office/drawing/2016/5/13/chartex" xmlns:cx8="http://schemas.microsoft.com/office/drawing/2016/5/14/chartex" xmlns:mc="http://schemas.openxmlformats.org/markup-compatibility/2006" xmlns:aink="http://schemas.microsoft.com/office/drawing/2016/ink" xmlns:am3d="http://schemas.microsoft.com/office/drawing/2017/model3d" xmlns:o="urn:schemas-microsoft-com:office:office" xmlns:oel="http://schemas.microsoft.com/office/2019/extlst" xmlns:r="http://schemas.openxmlformats.org/officeDocument/2006/relationships" xmlns:m="http://schemas.openxmlformats.org/officeDocument/2006/math" xmlns:v="urn:schemas-microsoft-com:vml" xmlns:wp14="http://schemas.microsoft.com/office/word/2010/wordprocessingDrawing" xmlns:wp="http://schemas.openxmlformats.org/drawingml/2006/wordprocessingDrawing" xmlns:w10="urn:schemas-microsoft-com:office:word" xmlns:w="http://schemas.openxmlformats.org/wordprocessingml/2006/main" xmlns:w14="http://schemas.microsoft.com/office/word/2010/wordml" xmlns:w15="http://schemas.microsoft.com/office/word/2012/wordml" xmlns:w16cex="http://schemas.microsoft.com/office/word/2018/wordml/cex" xmlns:w16cid="http://schemas.microsoft.com/office/word/2016/wordml/cid" xmlns:w16="http://schemas.microsoft.com/office/word/2018/wordml" xmlns:w16sdtdh="http://schemas.microsoft.com/office/word/2020/wordml/sdtdatahash" xmlns:w16se="http://schemas.microsoft.com/office/word/2015/wordml/symex" xmlns:wpg="http://schemas.microsoft.com/office/word/2010/wordprocessingGroup" xmlns:wpi="http://schemas.microsoft.com/office/word/2010/wordprocessingInk" xmlns:wne="http://schemas.microsoft.com/office/word/2006/wordml" xmlns:wps="http://schemas.microsoft.com/office/word/2010/wordprocessingShape" mc:Ignorable="w14 w15 w16se w16cid w16 w16cex w16sdtdh wp14">
+<w:numbering xmlns:wpc="http://schemas.microsoft.com/office/word/2010/wordprocessingCanvas" xmlns:cx="http://schemas.microsoft.com/office/drawing/2014/chartex" xmlns:cx1="http://schemas.microsoft.com/office/drawing/2015/9/8/chartex" xmlns:cx2="http://schemas.microsoft.com/office/drawing/2015/10/21/chartex" xmlns:cx3="http://schemas.microsoft.com/office/drawing/2016/5/9/chartex" xmlns:cx4="http://schemas.microsoft.com/office/drawing/2016/5/10/chartex" xmlns:cx5="http://schemas.microsoft.com/office/drawing/2016/5/11/chartex" xmlns:cx6="http://schemas.microsoft.com/office/drawing/2016/5/12/chartex" xmlns:cx7="http://schemas.microsoft.com/office/drawing/2016/5/13/chartex" xmlns:cx8="http://schemas.microsoft.com/office/drawing/2016/5/14/chartex" xmlns:mc="http://schemas.openxmlformats.org/markup-compatibility/2006" xmlns:aink="http://schemas.microsoft.com/office/drawing/2016/ink" xmlns:am3d="http://schemas.microsoft.com/office/drawing/2017/model3d" xmlns:o="urn:schemas-microsoft-com:office:office" xmlns:oel="http://schemas.microsoft.com/office/2019/extlst" xmlns:r="http://schemas.openxmlformats.org/officeDocument/2006/relationships" xmlns:m="http://schemas.openxmlformats.org/officeDocument/2006/math" xmlns:v="urn:schemas-microsoft-com:vml" xmlns:wp14="http://schemas.microsoft.com/office/word/2010/wordprocessingDrawing" xmlns:wp="http://schemas.openxmlformats.org/drawingml/2006/wordprocessingDrawing" xmlns:w10="urn:schemas-microsoft-com:office:word" xmlns:w="http://schemas.openxmlformats.org/wordprocessingml/2006/main" xmlns:w14="http://schemas.microsoft.com/office/word/2010/wordml" xmlns:w15="http://schemas.microsoft.com/office/word/2012/wordml" xmlns:w16cex="http://schemas.microsoft.com/office/word/2018/wordml/cex" xmlns:w16cid="http://schemas.microsoft.com/office/word/2016/wordml/cid" xmlns:w16="http://schemas.microsoft.com/office/word/2018/wordml" xmlns:w16du="http://schemas.microsoft.com/office/word/2023/wordml/word16du" xmlns:w16sdtdh="http://schemas.microsoft.com/office/word/2020/wordml/sdtdatahash" xmlns:w16sdtfl="http://schemas.microsoft.com/office/word/2024/wordml/sdtformatlock" xmlns:w16se="http://schemas.microsoft.com/office/word/2015/wordml/symex" xmlns:wpg="http://schemas.microsoft.com/office/word/2010/wordprocessingGroup" xmlns:wpi="http://schemas.microsoft.com/office/word/2010/wordprocessingInk" xmlns:wne="http://schemas.microsoft.com/office/word/2006/wordml" xmlns:wps="http://schemas.microsoft.com/office/word/2010/wordprocessingShape" mc:Ignorable="w14 w15 w16se w16cid w16 w16cex w16sdtdh w16sdtfl w16du wp14">
   <w:abstractNum w:abstractNumId="0" w15:restartNumberingAfterBreak="0">
     <w:nsid w:val="10EA23C5"/>
     <w:multiLevelType w:val="hybridMultilevel"/>
@@ -1810,7 +1571,7 @@
 </file>
 
 <file path=word/styles.xml><?xml version="1.0" encoding="utf-8"?>
-<w:styles xmlns:mc="http://schemas.openxmlformats.org/markup-compatibility/2006" xmlns:r="http://schemas.openxmlformats.org/officeDocument/2006/relationships" xmlns:w="http://schemas.openxmlformats.org/wordprocessingml/2006/main" xmlns:w14="http://schemas.microsoft.com/office/word/2010/wordml" xmlns:w15="http://schemas.microsoft.com/office/word/2012/wordml" xmlns:w16cex="http://schemas.microsoft.com/office/word/2018/wordml/cex" xmlns:w16cid="http://schemas.microsoft.com/office/word/2016/wordml/cid" xmlns:w16="http://schemas.microsoft.com/office/word/2018/wordml" xmlns:w16sdtdh="http://schemas.microsoft.com/office/word/2020/wordml/sdtdatahash" xmlns:w16se="http://schemas.microsoft.com/office/word/2015/wordml/symex" mc:Ignorable="w14 w15 w16se w16cid w16 w16cex w16sdtdh">
+<w:styles xmlns:mc="http://schemas.openxmlformats.org/markup-compatibility/2006" xmlns:r="http://schemas.openxmlformats.org/officeDocument/2006/relationships" xmlns:w="http://schemas.openxmlformats.org/wordprocessingml/2006/main" xmlns:w14="http://schemas.microsoft.com/office/word/2010/wordml" xmlns:w15="http://schemas.microsoft.com/office/word/2012/wordml" xmlns:w16cex="http://schemas.microsoft.com/office/word/2018/wordml/cex" xmlns:w16cid="http://schemas.microsoft.com/office/word/2016/wordml/cid" xmlns:w16="http://schemas.microsoft.com/office/word/2018/wordml" xmlns:w16du="http://schemas.microsoft.com/office/word/2023/wordml/word16du" xmlns:w16sdtdh="http://schemas.microsoft.com/office/word/2020/wordml/sdtdatahash" xmlns:w16sdtfl="http://schemas.microsoft.com/office/word/2024/wordml/sdtformatlock" xmlns:w16se="http://schemas.microsoft.com/office/word/2015/wordml/symex" mc:Ignorable="w14 w15 w16se w16cid w16 w16cex w16sdtdh w16sdtfl w16du">
   <w:docDefaults>
     <w:rPrDefault>
       <w:rPr>

--- a/ClassLibraryForCalc/Спецификация.docx
+++ b/ClassLibraryForCalc/Спецификация.docx
@@ -19,9 +19,6 @@
       <w:pPr>
         <w:spacing w:after="100"/>
         <w:jc w:val="center"/>
-        <w:rPr>
-          <w:lang w:val="en-US"/>
-        </w:rPr>
       </w:pPr>
       <w:r>
         <w:rPr>
@@ -949,15 +946,207 @@
           <w:p>
             <w:pPr>
               <w:jc w:val="center"/>
+            </w:pPr>
+            <w:r>
+              <w:t>9</w:t>
+            </w:r>
+          </w:p>
+        </w:tc>
+        <w:tc>
+          <w:tcPr>
+            <w:tcW w:w="2400" w:type="dxa"/>
+            <w:tcBorders>
+              <w:top w:val="single" w:sz="1" w:space="0" w:color="000000"/>
+              <w:left w:val="single" w:sz="1" w:space="0" w:color="000000"/>
+              <w:bottom w:val="single" w:sz="1" w:space="0" w:color="000000"/>
+              <w:right w:val="single" w:sz="1" w:space="0" w:color="000000"/>
+            </w:tcBorders>
+            <w:tcMar>
+              <w:top w:w="60" w:type="dxa"/>
+              <w:left w:w="100" w:type="dxa"/>
+              <w:bottom w:w="60" w:type="dxa"/>
+              <w:right w:w="100" w:type="dxa"/>
+            </w:tcMar>
+          </w:tcPr>
+          <w:p>
+            <w:r>
+              <w:t>Валидация входных данных</w:t>
+            </w:r>
+          </w:p>
+        </w:tc>
+        <w:tc>
+          <w:tcPr>
+            <w:tcW w:w="4000" w:type="dxa"/>
+            <w:tcBorders>
+              <w:top w:val="single" w:sz="1" w:space="0" w:color="000000"/>
+              <w:left w:val="single" w:sz="1" w:space="0" w:color="000000"/>
+              <w:bottom w:val="single" w:sz="1" w:space="0" w:color="000000"/>
+              <w:right w:val="single" w:sz="1" w:space="0" w:color="000000"/>
+            </w:tcBorders>
+            <w:tcMar>
+              <w:top w:w="60" w:type="dxa"/>
+              <w:left w:w="100" w:type="dxa"/>
+              <w:bottom w:w="60" w:type="dxa"/>
+              <w:right w:w="100" w:type="dxa"/>
+            </w:tcMar>
+          </w:tcPr>
+          <w:p>
+            <w:r>
+              <w:t>Проверка корректности введённых пользователем значений (числовой формат, непустые поля, деление на ноль)</w:t>
+            </w:r>
+          </w:p>
+        </w:tc>
+        <w:tc>
+          <w:tcPr>
+            <w:tcW w:w="2360" w:type="dxa"/>
+            <w:tcBorders>
+              <w:top w:val="single" w:sz="1" w:space="0" w:color="000000"/>
+              <w:left w:val="single" w:sz="1" w:space="0" w:color="000000"/>
+              <w:bottom w:val="single" w:sz="1" w:space="0" w:color="000000"/>
+              <w:right w:val="single" w:sz="1" w:space="0" w:color="000000"/>
+            </w:tcBorders>
+            <w:tcMar>
+              <w:top w:w="60" w:type="dxa"/>
+              <w:left w:w="100" w:type="dxa"/>
+              <w:bottom w:w="60" w:type="dxa"/>
+              <w:right w:w="100" w:type="dxa"/>
+            </w:tcMar>
+          </w:tcPr>
+          <w:p>
+            <w:pPr>
+              <w:jc w:val="center"/>
+            </w:pPr>
+            <w:r>
+              <w:t xml:space="preserve">Бабикова София </w:t>
+            </w:r>
+          </w:p>
+        </w:tc>
+      </w:tr>
+      <w:tr>
+        <w:tc>
+          <w:tcPr>
+            <w:tcW w:w="600" w:type="dxa"/>
+            <w:tcBorders>
+              <w:top w:val="single" w:sz="1" w:space="0" w:color="000000"/>
+              <w:left w:val="single" w:sz="1" w:space="0" w:color="000000"/>
+              <w:bottom w:val="single" w:sz="1" w:space="0" w:color="000000"/>
+              <w:right w:val="single" w:sz="1" w:space="0" w:color="000000"/>
+            </w:tcBorders>
+            <w:tcMar>
+              <w:top w:w="60" w:type="dxa"/>
+              <w:left w:w="100" w:type="dxa"/>
+              <w:bottom w:w="60" w:type="dxa"/>
+              <w:right w:w="100" w:type="dxa"/>
+            </w:tcMar>
+          </w:tcPr>
+          <w:p>
+            <w:pPr>
+              <w:jc w:val="center"/>
               <w:rPr>
                 <w:lang w:val="en-US"/>
               </w:rPr>
             </w:pPr>
             <w:r>
+              <w:t>10</w:t>
+            </w:r>
+          </w:p>
+        </w:tc>
+        <w:tc>
+          <w:tcPr>
+            <w:tcW w:w="2400" w:type="dxa"/>
+            <w:tcBorders>
+              <w:top w:val="single" w:sz="1" w:space="0" w:color="000000"/>
+              <w:left w:val="single" w:sz="1" w:space="0" w:color="000000"/>
+              <w:bottom w:val="single" w:sz="1" w:space="0" w:color="000000"/>
+              <w:right w:val="single" w:sz="1" w:space="0" w:color="000000"/>
+            </w:tcBorders>
+            <w:tcMar>
+              <w:top w:w="60" w:type="dxa"/>
+              <w:left w:w="100" w:type="dxa"/>
+              <w:bottom w:w="60" w:type="dxa"/>
+              <w:right w:w="100" w:type="dxa"/>
+            </w:tcMar>
+          </w:tcPr>
+          <w:p>
+            <w:r>
+              <w:t>Ввод комплексных чисел</w:t>
+            </w:r>
+          </w:p>
+        </w:tc>
+        <w:tc>
+          <w:tcPr>
+            <w:tcW w:w="4000" w:type="dxa"/>
+            <w:tcBorders>
+              <w:top w:val="single" w:sz="1" w:space="0" w:color="000000"/>
+              <w:left w:val="single" w:sz="1" w:space="0" w:color="000000"/>
+              <w:bottom w:val="single" w:sz="1" w:space="0" w:color="000000"/>
+              <w:right w:val="single" w:sz="1" w:space="0" w:color="000000"/>
+            </w:tcBorders>
+            <w:tcMar>
+              <w:top w:w="60" w:type="dxa"/>
+              <w:left w:w="100" w:type="dxa"/>
+              <w:bottom w:w="60" w:type="dxa"/>
+              <w:right w:w="100" w:type="dxa"/>
+            </w:tcMar>
+          </w:tcPr>
+          <w:p>
+            <w:r>
+              <w:t>Элементы интерфейса для ввода действительной и мнимой частей двух комплексных чисел</w:t>
+            </w:r>
+          </w:p>
+        </w:tc>
+        <w:tc>
+          <w:tcPr>
+            <w:tcW w:w="2360" w:type="dxa"/>
+            <w:tcBorders>
+              <w:top w:val="single" w:sz="1" w:space="0" w:color="000000"/>
+              <w:left w:val="single" w:sz="1" w:space="0" w:color="000000"/>
+              <w:bottom w:val="single" w:sz="1" w:space="0" w:color="000000"/>
+              <w:right w:val="single" w:sz="1" w:space="0" w:color="000000"/>
+            </w:tcBorders>
+            <w:tcMar>
+              <w:top w:w="60" w:type="dxa"/>
+              <w:left w:w="100" w:type="dxa"/>
+              <w:bottom w:w="60" w:type="dxa"/>
+              <w:right w:w="100" w:type="dxa"/>
+            </w:tcMar>
+          </w:tcPr>
+          <w:p>
+            <w:pPr>
+              <w:jc w:val="center"/>
+            </w:pPr>
+            <w:r>
+              <w:t>Бабикова София</w:t>
+            </w:r>
+          </w:p>
+        </w:tc>
+      </w:tr>
+      <w:tr>
+        <w:tc>
+          <w:tcPr>
+            <w:tcW w:w="600" w:type="dxa"/>
+            <w:tcBorders>
+              <w:top w:val="single" w:sz="1" w:space="0" w:color="000000"/>
+              <w:left w:val="single" w:sz="1" w:space="0" w:color="000000"/>
+              <w:bottom w:val="single" w:sz="1" w:space="0" w:color="000000"/>
+              <w:right w:val="single" w:sz="1" w:space="0" w:color="000000"/>
+            </w:tcBorders>
+            <w:tcMar>
+              <w:top w:w="60" w:type="dxa"/>
+              <w:left w:w="100" w:type="dxa"/>
+              <w:bottom w:w="60" w:type="dxa"/>
+              <w:right w:w="100" w:type="dxa"/>
+            </w:tcMar>
+          </w:tcPr>
+          <w:p>
+            <w:pPr>
+              <w:jc w:val="center"/>
               <w:rPr>
                 <w:lang w:val="en-US"/>
               </w:rPr>
-              <w:t>9</w:t>
+            </w:pPr>
+            <w:r>
+              <w:t>11</w:t>
             </w:r>
           </w:p>
         </w:tc>
@@ -979,7 +1168,7 @@
           </w:tcPr>
           <w:p>
             <w:r>
-              <w:t>Ввод комплексных чисел</w:t>
+              <w:t>Выбор операции</w:t>
             </w:r>
           </w:p>
         </w:tc>
@@ -1001,7 +1190,7 @@
           </w:tcPr>
           <w:p>
             <w:r>
-              <w:t>Элементы интерфейса для ввода действительной и мнимой частей двух комплексных чисел</w:t>
+              <w:t>Элементы интерфейса для выбора выполняемой операции: +, –, ×, ÷, ==, &lt;, &gt;, ≤, ≥</w:t>
             </w:r>
           </w:p>
         </w:tc>
@@ -1056,13 +1245,111 @@
               </w:rPr>
             </w:pPr>
             <w:r>
-              <w:t>1</w:t>
-            </w:r>
-            <w:r>
+              <w:t>12</w:t>
+            </w:r>
+          </w:p>
+        </w:tc>
+        <w:tc>
+          <w:tcPr>
+            <w:tcW w:w="2400" w:type="dxa"/>
+            <w:tcBorders>
+              <w:top w:val="single" w:sz="1" w:space="0" w:color="000000"/>
+              <w:left w:val="single" w:sz="1" w:space="0" w:color="000000"/>
+              <w:bottom w:val="single" w:sz="1" w:space="0" w:color="000000"/>
+              <w:right w:val="single" w:sz="1" w:space="0" w:color="000000"/>
+            </w:tcBorders>
+            <w:tcMar>
+              <w:top w:w="60" w:type="dxa"/>
+              <w:left w:w="100" w:type="dxa"/>
+              <w:bottom w:w="60" w:type="dxa"/>
+              <w:right w:w="100" w:type="dxa"/>
+            </w:tcMar>
+          </w:tcPr>
+          <w:p>
+            <w:r>
+              <w:t>Выполнение вычисления</w:t>
+            </w:r>
+          </w:p>
+        </w:tc>
+        <w:tc>
+          <w:tcPr>
+            <w:tcW w:w="4000" w:type="dxa"/>
+            <w:tcBorders>
+              <w:top w:val="single" w:sz="1" w:space="0" w:color="000000"/>
+              <w:left w:val="single" w:sz="1" w:space="0" w:color="000000"/>
+              <w:bottom w:val="single" w:sz="1" w:space="0" w:color="000000"/>
+              <w:right w:val="single" w:sz="1" w:space="0" w:color="000000"/>
+            </w:tcBorders>
+            <w:tcMar>
+              <w:top w:w="60" w:type="dxa"/>
+              <w:left w:w="100" w:type="dxa"/>
+              <w:bottom w:w="60" w:type="dxa"/>
+              <w:right w:w="100" w:type="dxa"/>
+            </w:tcMar>
+          </w:tcPr>
+          <w:p>
+            <w:r>
+              <w:t xml:space="preserve">Кнопка запуска вычисления: получение данных из полей ввода, </w:t>
+            </w:r>
+            <w:r>
+              <w:lastRenderedPageBreak/>
+              <w:t>вызов соответствующего метода класса ComplexNumber</w:t>
+            </w:r>
+          </w:p>
+        </w:tc>
+        <w:tc>
+          <w:tcPr>
+            <w:tcW w:w="2360" w:type="dxa"/>
+            <w:tcBorders>
+              <w:top w:val="single" w:sz="1" w:space="0" w:color="000000"/>
+              <w:left w:val="single" w:sz="1" w:space="0" w:color="000000"/>
+              <w:bottom w:val="single" w:sz="1" w:space="0" w:color="000000"/>
+              <w:right w:val="single" w:sz="1" w:space="0" w:color="000000"/>
+            </w:tcBorders>
+            <w:tcMar>
+              <w:top w:w="60" w:type="dxa"/>
+              <w:left w:w="100" w:type="dxa"/>
+              <w:bottom w:w="60" w:type="dxa"/>
+              <w:right w:w="100" w:type="dxa"/>
+            </w:tcMar>
+          </w:tcPr>
+          <w:p>
+            <w:pPr>
+              <w:jc w:val="center"/>
+            </w:pPr>
+            <w:r>
+              <w:lastRenderedPageBreak/>
+              <w:t>Бабикова София</w:t>
+            </w:r>
+          </w:p>
+        </w:tc>
+      </w:tr>
+      <w:tr>
+        <w:tc>
+          <w:tcPr>
+            <w:tcW w:w="600" w:type="dxa"/>
+            <w:tcBorders>
+              <w:top w:val="single" w:sz="1" w:space="0" w:color="000000"/>
+              <w:left w:val="single" w:sz="1" w:space="0" w:color="000000"/>
+              <w:bottom w:val="single" w:sz="1" w:space="0" w:color="000000"/>
+              <w:right w:val="single" w:sz="1" w:space="0" w:color="000000"/>
+            </w:tcBorders>
+            <w:tcMar>
+              <w:top w:w="60" w:type="dxa"/>
+              <w:left w:w="100" w:type="dxa"/>
+              <w:bottom w:w="60" w:type="dxa"/>
+              <w:right w:w="100" w:type="dxa"/>
+            </w:tcMar>
+          </w:tcPr>
+          <w:p>
+            <w:pPr>
+              <w:jc w:val="center"/>
               <w:rPr>
                 <w:lang w:val="en-US"/>
               </w:rPr>
-              <w:t>0</w:t>
+            </w:pPr>
+            <w:r>
+              <w:t>13</w:t>
             </w:r>
           </w:p>
         </w:tc>
@@ -1084,7 +1371,7 @@
           </w:tcPr>
           <w:p>
             <w:r>
-              <w:t>Выбор операции</w:t>
+              <w:t>Отображение результата</w:t>
             </w:r>
           </w:p>
         </w:tc>
@@ -1106,7 +1393,7 @@
           </w:tcPr>
           <w:p>
             <w:r>
-              <w:t>Элементы интерфейса для выбора выполняемой операции: +, –, ×, ÷, ==, &lt;, &gt;, ≤, ≥</w:t>
+              <w:t>Вывод результата операции: для арифметических — комплексное число в формате a + bi, для сравнения — логический результат</w:t>
             </w:r>
           </w:p>
         </w:tc>
@@ -1161,228 +1448,7 @@
               </w:rPr>
             </w:pPr>
             <w:r>
-              <w:t>1</w:t>
-            </w:r>
-            <w:r>
-              <w:rPr>
-                <w:lang w:val="en-US"/>
-              </w:rPr>
-              <w:t>1</w:t>
-            </w:r>
-          </w:p>
-        </w:tc>
-        <w:tc>
-          <w:tcPr>
-            <w:tcW w:w="2400" w:type="dxa"/>
-            <w:tcBorders>
-              <w:top w:val="single" w:sz="1" w:space="0" w:color="000000"/>
-              <w:left w:val="single" w:sz="1" w:space="0" w:color="000000"/>
-              <w:bottom w:val="single" w:sz="1" w:space="0" w:color="000000"/>
-              <w:right w:val="single" w:sz="1" w:space="0" w:color="000000"/>
-            </w:tcBorders>
-            <w:tcMar>
-              <w:top w:w="60" w:type="dxa"/>
-              <w:left w:w="100" w:type="dxa"/>
-              <w:bottom w:w="60" w:type="dxa"/>
-              <w:right w:w="100" w:type="dxa"/>
-            </w:tcMar>
-          </w:tcPr>
-          <w:p>
-            <w:r>
-              <w:t>Выполнение вычисления</w:t>
-            </w:r>
-          </w:p>
-        </w:tc>
-        <w:tc>
-          <w:tcPr>
-            <w:tcW w:w="4000" w:type="dxa"/>
-            <w:tcBorders>
-              <w:top w:val="single" w:sz="1" w:space="0" w:color="000000"/>
-              <w:left w:val="single" w:sz="1" w:space="0" w:color="000000"/>
-              <w:bottom w:val="single" w:sz="1" w:space="0" w:color="000000"/>
-              <w:right w:val="single" w:sz="1" w:space="0" w:color="000000"/>
-            </w:tcBorders>
-            <w:tcMar>
-              <w:top w:w="60" w:type="dxa"/>
-              <w:left w:w="100" w:type="dxa"/>
-              <w:bottom w:w="60" w:type="dxa"/>
-              <w:right w:w="100" w:type="dxa"/>
-            </w:tcMar>
-          </w:tcPr>
-          <w:p>
-            <w:r>
-              <w:t>Кнопка запуска вычисления: получение данных из полей ввода, вызов соответствующего метода класса ComplexNumber</w:t>
-            </w:r>
-          </w:p>
-        </w:tc>
-        <w:tc>
-          <w:tcPr>
-            <w:tcW w:w="2360" w:type="dxa"/>
-            <w:tcBorders>
-              <w:top w:val="single" w:sz="1" w:space="0" w:color="000000"/>
-              <w:left w:val="single" w:sz="1" w:space="0" w:color="000000"/>
-              <w:bottom w:val="single" w:sz="1" w:space="0" w:color="000000"/>
-              <w:right w:val="single" w:sz="1" w:space="0" w:color="000000"/>
-            </w:tcBorders>
-            <w:tcMar>
-              <w:top w:w="60" w:type="dxa"/>
-              <w:left w:w="100" w:type="dxa"/>
-              <w:bottom w:w="60" w:type="dxa"/>
-              <w:right w:w="100" w:type="dxa"/>
-            </w:tcMar>
-          </w:tcPr>
-          <w:p>
-            <w:pPr>
-              <w:jc w:val="center"/>
-            </w:pPr>
-            <w:r>
-              <w:t>Бабикова София</w:t>
-            </w:r>
-          </w:p>
-        </w:tc>
-      </w:tr>
-      <w:tr>
-        <w:tc>
-          <w:tcPr>
-            <w:tcW w:w="600" w:type="dxa"/>
-            <w:tcBorders>
-              <w:top w:val="single" w:sz="1" w:space="0" w:color="000000"/>
-              <w:left w:val="single" w:sz="1" w:space="0" w:color="000000"/>
-              <w:bottom w:val="single" w:sz="1" w:space="0" w:color="000000"/>
-              <w:right w:val="single" w:sz="1" w:space="0" w:color="000000"/>
-            </w:tcBorders>
-            <w:tcMar>
-              <w:top w:w="60" w:type="dxa"/>
-              <w:left w:w="100" w:type="dxa"/>
-              <w:bottom w:w="60" w:type="dxa"/>
-              <w:right w:w="100" w:type="dxa"/>
-            </w:tcMar>
-          </w:tcPr>
-          <w:p>
-            <w:pPr>
-              <w:jc w:val="center"/>
-              <w:rPr>
-                <w:lang w:val="en-US"/>
-              </w:rPr>
-            </w:pPr>
-            <w:r>
-              <w:t>1</w:t>
-            </w:r>
-            <w:r>
-              <w:rPr>
-                <w:lang w:val="en-US"/>
-              </w:rPr>
-              <w:t>2</w:t>
-            </w:r>
-          </w:p>
-        </w:tc>
-        <w:tc>
-          <w:tcPr>
-            <w:tcW w:w="2400" w:type="dxa"/>
-            <w:tcBorders>
-              <w:top w:val="single" w:sz="1" w:space="0" w:color="000000"/>
-              <w:left w:val="single" w:sz="1" w:space="0" w:color="000000"/>
-              <w:bottom w:val="single" w:sz="1" w:space="0" w:color="000000"/>
-              <w:right w:val="single" w:sz="1" w:space="0" w:color="000000"/>
-            </w:tcBorders>
-            <w:tcMar>
-              <w:top w:w="60" w:type="dxa"/>
-              <w:left w:w="100" w:type="dxa"/>
-              <w:bottom w:w="60" w:type="dxa"/>
-              <w:right w:w="100" w:type="dxa"/>
-            </w:tcMar>
-          </w:tcPr>
-          <w:p>
-            <w:r>
-              <w:t>Отображение результата</w:t>
-            </w:r>
-          </w:p>
-        </w:tc>
-        <w:tc>
-          <w:tcPr>
-            <w:tcW w:w="4000" w:type="dxa"/>
-            <w:tcBorders>
-              <w:top w:val="single" w:sz="1" w:space="0" w:color="000000"/>
-              <w:left w:val="single" w:sz="1" w:space="0" w:color="000000"/>
-              <w:bottom w:val="single" w:sz="1" w:space="0" w:color="000000"/>
-              <w:right w:val="single" w:sz="1" w:space="0" w:color="000000"/>
-            </w:tcBorders>
-            <w:tcMar>
-              <w:top w:w="60" w:type="dxa"/>
-              <w:left w:w="100" w:type="dxa"/>
-              <w:bottom w:w="60" w:type="dxa"/>
-              <w:right w:w="100" w:type="dxa"/>
-            </w:tcMar>
-          </w:tcPr>
-          <w:p>
-            <w:r>
-              <w:t xml:space="preserve">Вывод результата операции: для арифметических — комплексное </w:t>
-            </w:r>
-            <w:r>
-              <w:lastRenderedPageBreak/>
-              <w:t>число в формате a + bi, для сравнения — логический результат</w:t>
-            </w:r>
-          </w:p>
-        </w:tc>
-        <w:tc>
-          <w:tcPr>
-            <w:tcW w:w="2360" w:type="dxa"/>
-            <w:tcBorders>
-              <w:top w:val="single" w:sz="1" w:space="0" w:color="000000"/>
-              <w:left w:val="single" w:sz="1" w:space="0" w:color="000000"/>
-              <w:bottom w:val="single" w:sz="1" w:space="0" w:color="000000"/>
-              <w:right w:val="single" w:sz="1" w:space="0" w:color="000000"/>
-            </w:tcBorders>
-            <w:tcMar>
-              <w:top w:w="60" w:type="dxa"/>
-              <w:left w:w="100" w:type="dxa"/>
-              <w:bottom w:w="60" w:type="dxa"/>
-              <w:right w:w="100" w:type="dxa"/>
-            </w:tcMar>
-          </w:tcPr>
-          <w:p>
-            <w:pPr>
-              <w:jc w:val="center"/>
-            </w:pPr>
-            <w:r>
-              <w:lastRenderedPageBreak/>
-              <w:t>Бабикова София</w:t>
-            </w:r>
-          </w:p>
-        </w:tc>
-      </w:tr>
-      <w:tr>
-        <w:tc>
-          <w:tcPr>
-            <w:tcW w:w="600" w:type="dxa"/>
-            <w:tcBorders>
-              <w:top w:val="single" w:sz="1" w:space="0" w:color="000000"/>
-              <w:left w:val="single" w:sz="1" w:space="0" w:color="000000"/>
-              <w:bottom w:val="single" w:sz="1" w:space="0" w:color="000000"/>
-              <w:right w:val="single" w:sz="1" w:space="0" w:color="000000"/>
-            </w:tcBorders>
-            <w:tcMar>
-              <w:top w:w="60" w:type="dxa"/>
-              <w:left w:w="100" w:type="dxa"/>
-              <w:bottom w:w="60" w:type="dxa"/>
-              <w:right w:w="100" w:type="dxa"/>
-            </w:tcMar>
-          </w:tcPr>
-          <w:p>
-            <w:pPr>
-              <w:jc w:val="center"/>
-              <w:rPr>
-                <w:lang w:val="en-US"/>
-              </w:rPr>
-            </w:pPr>
-            <w:r>
-              <w:t>1</w:t>
-            </w:r>
-            <w:r>
-              <w:rPr>
-                <w:lang w:val="en-US"/>
-              </w:rPr>
-              <w:t>3</w:t>
+              <w:t>14</w:t>
             </w:r>
           </w:p>
         </w:tc>
